--- a/v2.0/word/学情预警系统_第三阶段AI能力范围确认书.docx
+++ b/v2.0/word/学情预警系统_第三阶段AI能力范围确认书.docx
@@ -7979,6 +7979,1080 @@
           <w:szCs w:val="21"/>
         </w:rPr>
         <w:t xml:space="preserve">：答疑必须从“薄弱项/预警”进入，避免偏离预警主线。</w:t>
+      </w:r>
+    </w:p>
+    <w:p>
+      <w:r>
+        <w:br w:type="page"/>
+      </w:r>
+    </w:p>
+    <w:p>
+      <w:pPr>
+        <w:pStyle w:val="Heading1"/>
+        <w:spacing w:after="180" w:before="60" w:line="420"/>
+      </w:pPr>
+      <w:r>
+        <w:rPr>
+          <w:rFonts w:ascii="Times New Roman" w:eastAsia="黑体" w:hAnsi="Times New Roman"/>
+          <w:b/>
+          <w:bCs/>
+          <w:color w:val="000000"/>
+          <w:sz w:val="32"/>
+          <w:szCs w:val="32"/>
+        </w:rPr>
+        <w:t xml:space="preserve">9 后续规划（M13–M15）：AI 出题与批改辅助</w:t>
+      </w:r>
+    </w:p>
+    <w:p>
+      <w:pPr>
+        <w:spacing w:after="80" w:before="0" w:line="340"/>
+        <w:ind w:firstLine="420"/>
+      </w:pPr>
+      <w:r>
+        <w:rPr>
+          <w:rFonts w:ascii="Times New Roman" w:eastAsia="宋体" w:hAnsi="Times New Roman"/>
+          <w:b w:val="false"/>
+          <w:bCs w:val="false"/>
+          <w:sz w:val="21"/>
+          <w:szCs w:val="21"/>
+        </w:rPr>
+        <w:t xml:space="preserve">这两项</w:t>
+      </w:r>
+      <w:r>
+        <w:rPr>
+          <w:rFonts w:ascii="Times New Roman" w:eastAsia="宋体" w:hAnsi="Times New Roman"/>
+          <w:b/>
+          <w:bCs/>
+          <w:sz w:val="21"/>
+          <w:szCs w:val="21"/>
+        </w:rPr>
+        <w:t xml:space="preserve">立项书没有承诺</w:t>
+      </w:r>
+      <w:r>
+        <w:rPr>
+          <w:rFonts w:ascii="Times New Roman" w:eastAsia="宋体" w:hAnsi="Times New Roman"/>
+          <w:b w:val="false"/>
+          <w:bCs w:val="false"/>
+          <w:sz w:val="21"/>
+          <w:szCs w:val="21"/>
+        </w:rPr>
+        <w:t xml:space="preserve">，因此不进主线优先级，但它们是"教师减负"最直接的抓手，明确列为后续里程碑（不是"以后再说"）。</w:t>
+      </w:r>
+    </w:p>
+    <w:p>
+      <w:pPr>
+        <w:pStyle w:val="Heading2"/>
+        <w:spacing w:after="120" w:before="220" w:line="380"/>
+      </w:pPr>
+      <w:r>
+        <w:rPr>
+          <w:rFonts w:ascii="Times New Roman" w:eastAsia="黑体" w:hAnsi="Times New Roman"/>
+          <w:b/>
+          <w:bCs/>
+          <w:color w:val="000000"/>
+          <w:sz w:val="28"/>
+          <w:szCs w:val="28"/>
+        </w:rPr>
+        <w:t xml:space="preserve">9.1 M14：AI 出题（3 人日）</w:t>
+      </w:r>
+    </w:p>
+    <w:p>
+      <w:pPr>
+        <w:spacing w:after="60" w:before="120" w:line="300"/>
+        <w:jc w:val="center"/>
+      </w:pPr>
+      <w:r>
+        <w:rPr>
+          <w:rFonts w:ascii="Times New Roman" w:eastAsia="宋体" w:hAnsi="Times New Roman"/>
+          <w:b/>
+          <w:bCs/>
+          <w:sz w:val="19"/>
+          <w:szCs w:val="19"/>
+        </w:rPr>
+        <w:t xml:space="preserve">表9-1 M14 规格</w:t>
+      </w:r>
+    </w:p>
+    <w:tbl>
+      <w:tblPr>
+        <w:tblW w:type="dxa" w:w="9070"/>
+        <w:tblBorders>
+          <w:top w:val="single" w:color="808080" w:sz="4"/>
+          <w:left w:val="single" w:color="808080" w:sz="4"/>
+          <w:bottom w:val="single" w:color="808080" w:sz="4"/>
+          <w:right w:val="single" w:color="808080" w:sz="4"/>
+          <w:insideH w:val="single" w:color="808080" w:sz="4"/>
+          <w:insideV w:val="single" w:color="808080" w:sz="4"/>
+        </w:tblBorders>
+        <w:tblLayout w:type="fixed"/>
+      </w:tblPr>
+      <w:tblGrid>
+        <w:gridCol w:w="1451"/>
+        <w:gridCol w:w="7619"/>
+      </w:tblGrid>
+      <w:tr>
+        <w:trPr>
+          <w:tblHeader/>
+        </w:trPr>
+        <w:tc>
+          <w:tcPr>
+            <w:tcW w:type="dxa" w:w="1451"/>
+            <w:shd w:fill="EDF2F7"/>
+            <w:tcMar>
+              <w:top w:type="dxa" w:w="60"/>
+              <w:left w:type="dxa" w:w="90"/>
+              <w:bottom w:type="dxa" w:w="60"/>
+              <w:right w:type="dxa" w:w="90"/>
+            </w:tcMar>
+            <w:vAlign w:val="center"/>
+          </w:tcPr>
+          <w:p>
+            <w:pPr>
+              <w:spacing w:after="0" w:line="280"/>
+              <w:jc w:val="center"/>
+            </w:pPr>
+            <w:r>
+              <w:rPr>
+                <w:rFonts w:ascii="Times New Roman" w:eastAsia="宋体" w:hAnsi="Times New Roman"/>
+                <w:b/>
+                <w:bCs/>
+                <w:sz w:val="19"/>
+                <w:szCs w:val="19"/>
+              </w:rPr>
+              <w:t xml:space="preserve">项</w:t>
+            </w:r>
+          </w:p>
+        </w:tc>
+        <w:tc>
+          <w:tcPr>
+            <w:tcW w:type="dxa" w:w="7619"/>
+            <w:shd w:fill="EDF2F7"/>
+            <w:tcMar>
+              <w:top w:type="dxa" w:w="60"/>
+              <w:left w:type="dxa" w:w="90"/>
+              <w:bottom w:type="dxa" w:w="60"/>
+              <w:right w:type="dxa" w:w="90"/>
+            </w:tcMar>
+            <w:vAlign w:val="center"/>
+          </w:tcPr>
+          <w:p>
+            <w:pPr>
+              <w:spacing w:after="0" w:line="280"/>
+              <w:jc w:val="center"/>
+            </w:pPr>
+            <w:r>
+              <w:rPr>
+                <w:rFonts w:ascii="Times New Roman" w:eastAsia="宋体" w:hAnsi="Times New Roman"/>
+                <w:b/>
+                <w:bCs/>
+                <w:sz w:val="19"/>
+                <w:szCs w:val="19"/>
+              </w:rPr>
+              <w:t xml:space="preserve">内容</w:t>
+            </w:r>
+          </w:p>
+        </w:tc>
+      </w:tr>
+      <w:tr>
+        <w:tc>
+          <w:tcPr>
+            <w:tcW w:type="dxa" w:w="1451"/>
+            <w:tcMar>
+              <w:top w:type="dxa" w:w="60"/>
+              <w:left w:type="dxa" w:w="90"/>
+              <w:bottom w:type="dxa" w:w="60"/>
+              <w:right w:type="dxa" w:w="90"/>
+            </w:tcMar>
+            <w:vAlign w:val="center"/>
+          </w:tcPr>
+          <w:p>
+            <w:pPr>
+              <w:spacing w:after="0" w:line="280"/>
+            </w:pPr>
+            <w:r>
+              <w:rPr>
+                <w:rFonts w:ascii="Times New Roman" w:eastAsia="宋体" w:hAnsi="Times New Roman"/>
+                <w:b w:val="false"/>
+                <w:bCs w:val="false"/>
+                <w:sz w:val="19"/>
+                <w:szCs w:val="19"/>
+              </w:rPr>
+              <w:t xml:space="preserve">场景</w:t>
+            </w:r>
+          </w:p>
+        </w:tc>
+        <w:tc>
+          <w:tcPr>
+            <w:tcW w:type="dxa" w:w="7619"/>
+            <w:tcMar>
+              <w:top w:type="dxa" w:w="60"/>
+              <w:left w:type="dxa" w:w="90"/>
+              <w:bottom w:type="dxa" w:w="60"/>
+              <w:right w:type="dxa" w:w="90"/>
+            </w:tcMar>
+            <w:vAlign w:val="center"/>
+          </w:tcPr>
+          <w:p>
+            <w:pPr>
+              <w:spacing w:after="0" w:line="280"/>
+            </w:pPr>
+            <w:r>
+              <w:rPr>
+                <w:rFonts w:ascii="Times New Roman" w:eastAsia="宋体" w:hAnsi="Times New Roman"/>
+                <w:b w:val="false"/>
+                <w:bCs w:val="false"/>
+                <w:sz w:val="19"/>
+                <w:szCs w:val="19"/>
+              </w:rPr>
+              <w:t xml:space="preserve">课堂检测 / 课后作业的题目草稿（大规模考试不出整卷，只做覆盖度核对）</w:t>
+            </w:r>
+          </w:p>
+        </w:tc>
+      </w:tr>
+      <w:tr>
+        <w:tc>
+          <w:tcPr>
+            <w:tcW w:type="dxa" w:w="1451"/>
+            <w:tcMar>
+              <w:top w:type="dxa" w:w="60"/>
+              <w:left w:type="dxa" w:w="90"/>
+              <w:bottom w:type="dxa" w:w="60"/>
+              <w:right w:type="dxa" w:w="90"/>
+            </w:tcMar>
+            <w:vAlign w:val="center"/>
+          </w:tcPr>
+          <w:p>
+            <w:pPr>
+              <w:spacing w:after="0" w:line="280"/>
+            </w:pPr>
+            <w:r>
+              <w:rPr>
+                <w:rFonts w:ascii="Times New Roman" w:eastAsia="宋体" w:hAnsi="Times New Roman"/>
+                <w:b w:val="false"/>
+                <w:bCs w:val="false"/>
+                <w:sz w:val="19"/>
+                <w:szCs w:val="19"/>
+              </w:rPr>
+              <w:t xml:space="preserve">输入</w:t>
+            </w:r>
+          </w:p>
+        </w:tc>
+        <w:tc>
+          <w:tcPr>
+            <w:tcW w:type="dxa" w:w="7619"/>
+            <w:tcMar>
+              <w:top w:type="dxa" w:w="60"/>
+              <w:left w:type="dxa" w:w="90"/>
+              <w:bottom w:type="dxa" w:w="60"/>
+              <w:right w:type="dxa" w:w="90"/>
+            </w:tcMar>
+            <w:vAlign w:val="center"/>
+          </w:tcPr>
+          <w:p>
+            <w:pPr>
+              <w:spacing w:after="0" w:line="280"/>
+            </w:pPr>
+            <w:r>
+              <w:rPr>
+                <w:rFonts w:ascii="Times New Roman" w:eastAsia="宋体" w:hAnsi="Times New Roman"/>
+                <w:b w:val="false"/>
+                <w:bCs w:val="false"/>
+                <w:sz w:val="19"/>
+                <w:szCs w:val="19"/>
+              </w:rPr>
+              <w:t xml:space="preserve">教师选择的课件/资料（或本课程已入库资料）+ 题型、数量、难度、小节范围</w:t>
+            </w:r>
+          </w:p>
+        </w:tc>
+      </w:tr>
+      <w:tr>
+        <w:tc>
+          <w:tcPr>
+            <w:tcW w:type="dxa" w:w="1451"/>
+            <w:tcMar>
+              <w:top w:type="dxa" w:w="60"/>
+              <w:left w:type="dxa" w:w="90"/>
+              <w:bottom w:type="dxa" w:w="60"/>
+              <w:right w:type="dxa" w:w="90"/>
+            </w:tcMar>
+            <w:vAlign w:val="center"/>
+          </w:tcPr>
+          <w:p>
+            <w:pPr>
+              <w:spacing w:after="0" w:line="280"/>
+            </w:pPr>
+            <w:r>
+              <w:rPr>
+                <w:rFonts w:ascii="Times New Roman" w:eastAsia="宋体" w:hAnsi="Times New Roman"/>
+                <w:b w:val="false"/>
+                <w:bCs w:val="false"/>
+                <w:sz w:val="19"/>
+                <w:szCs w:val="19"/>
+              </w:rPr>
+              <w:t xml:space="preserve">两档策略</w:t>
+            </w:r>
+          </w:p>
+        </w:tc>
+        <w:tc>
+          <w:tcPr>
+            <w:tcW w:type="dxa" w:w="7619"/>
+            <w:tcMar>
+              <w:top w:type="dxa" w:w="60"/>
+              <w:left w:type="dxa" w:w="90"/>
+              <w:bottom w:type="dxa" w:w="60"/>
+              <w:right w:type="dxa" w:w="90"/>
+            </w:tcMar>
+            <w:vAlign w:val="center"/>
+          </w:tcPr>
+          <w:p>
+            <w:pPr>
+              <w:spacing w:after="0" w:line="280"/>
+            </w:pPr>
+            <w:r>
+              <w:rPr>
+                <w:rFonts w:ascii="Times New Roman" w:eastAsia="宋体" w:hAnsi="Times New Roman"/>
+                <w:b w:val="false"/>
+                <w:bCs w:val="false"/>
+                <w:sz w:val="19"/>
+                <w:szCs w:val="19"/>
+              </w:rPr>
+              <w:t xml:space="preserve">单份小材料（≤ 约 1.5 万字）→ </w:t>
+            </w:r>
+            <w:r>
+              <w:rPr>
+                <w:rFonts w:ascii="Times New Roman" w:eastAsia="宋体" w:hAnsi="Times New Roman"/>
+                <w:b/>
+                <w:bCs/>
+                <w:sz w:val="19"/>
+                <w:szCs w:val="19"/>
+              </w:rPr>
+              <w:t xml:space="preserve">全文直读</w:t>
+            </w:r>
+            <w:r>
+              <w:rPr>
+                <w:rFonts w:ascii="Times New Roman" w:eastAsia="宋体" w:hAnsi="Times New Roman"/>
+                <w:b w:val="false"/>
+                <w:bCs w:val="false"/>
+                <w:sz w:val="19"/>
+                <w:szCs w:val="19"/>
+              </w:rPr>
+              <w:t xml:space="preserve">，0 等待；多份/大材料 → </w:t>
+            </w:r>
+            <w:r>
+              <w:rPr>
+                <w:rFonts w:ascii="Times New Roman" w:eastAsia="宋体" w:hAnsi="Times New Roman"/>
+                <w:b/>
+                <w:bCs/>
+                <w:sz w:val="19"/>
+                <w:szCs w:val="19"/>
+              </w:rPr>
+              <w:t xml:space="preserve">复用 M11 知识库检索</w:t>
+            </w:r>
+            <w:r>
+              <w:rPr>
+                <w:rFonts w:ascii="Times New Roman" w:eastAsia="宋体" w:hAnsi="Times New Roman"/>
+                <w:b w:val="false"/>
+                <w:bCs w:val="false"/>
+                <w:sz w:val="19"/>
+                <w:szCs w:val="19"/>
+              </w:rPr>
+              <w:t xml:space="preserve">片段</w:t>
+            </w:r>
+          </w:p>
+        </w:tc>
+      </w:tr>
+      <w:tr>
+        <w:tc>
+          <w:tcPr>
+            <w:tcW w:type="dxa" w:w="1451"/>
+            <w:tcMar>
+              <w:top w:type="dxa" w:w="60"/>
+              <w:left w:type="dxa" w:w="90"/>
+              <w:bottom w:type="dxa" w:w="60"/>
+              <w:right w:type="dxa" w:w="90"/>
+            </w:tcMar>
+            <w:vAlign w:val="center"/>
+          </w:tcPr>
+          <w:p>
+            <w:pPr>
+              <w:spacing w:after="0" w:line="280"/>
+            </w:pPr>
+            <w:r>
+              <w:rPr>
+                <w:rFonts w:ascii="Times New Roman" w:eastAsia="宋体" w:hAnsi="Times New Roman"/>
+                <w:b w:val="false"/>
+                <w:bCs w:val="false"/>
+                <w:sz w:val="19"/>
+                <w:szCs w:val="19"/>
+              </w:rPr>
+              <w:t xml:space="preserve">质量闸门</w:t>
+            </w:r>
+          </w:p>
+        </w:tc>
+        <w:tc>
+          <w:tcPr>
+            <w:tcW w:type="dxa" w:w="7619"/>
+            <w:tcMar>
+              <w:top w:type="dxa" w:w="60"/>
+              <w:left w:type="dxa" w:w="90"/>
+              <w:bottom w:type="dxa" w:w="60"/>
+              <w:right w:type="dxa" w:w="90"/>
+            </w:tcMar>
+            <w:vAlign w:val="center"/>
+          </w:tcPr>
+          <w:p>
+            <w:pPr>
+              <w:spacing w:after="0" w:line="280"/>
+            </w:pPr>
+            <w:r>
+              <w:rPr>
+                <w:rFonts w:ascii="Times New Roman" w:eastAsia="宋体" w:hAnsi="Times New Roman"/>
+                <w:b w:val="false"/>
+                <w:bCs w:val="false"/>
+                <w:sz w:val="19"/>
+                <w:szCs w:val="19"/>
+              </w:rPr>
+              <w:t xml:space="preserve">结构、答案闭合、题干可读、重复（相似度 &gt; 0.92 判重）、小节覆盖 ≥ 60%</w:t>
+            </w:r>
+          </w:p>
+        </w:tc>
+      </w:tr>
+      <w:tr>
+        <w:tc>
+          <w:tcPr>
+            <w:tcW w:type="dxa" w:w="1451"/>
+            <w:tcMar>
+              <w:top w:type="dxa" w:w="60"/>
+              <w:left w:type="dxa" w:w="90"/>
+              <w:bottom w:type="dxa" w:w="60"/>
+              <w:right w:type="dxa" w:w="90"/>
+            </w:tcMar>
+            <w:vAlign w:val="center"/>
+          </w:tcPr>
+          <w:p>
+            <w:pPr>
+              <w:spacing w:after="0" w:line="280"/>
+            </w:pPr>
+            <w:r>
+              <w:rPr>
+                <w:rFonts w:ascii="Times New Roman" w:eastAsia="宋体" w:hAnsi="Times New Roman"/>
+                <w:b w:val="false"/>
+                <w:bCs w:val="false"/>
+                <w:sz w:val="19"/>
+                <w:szCs w:val="19"/>
+              </w:rPr>
+              <w:t xml:space="preserve">产出</w:t>
+            </w:r>
+          </w:p>
+        </w:tc>
+        <w:tc>
+          <w:tcPr>
+            <w:tcW w:type="dxa" w:w="7619"/>
+            <w:tcMar>
+              <w:top w:type="dxa" w:w="60"/>
+              <w:left w:type="dxa" w:w="90"/>
+              <w:bottom w:type="dxa" w:w="60"/>
+              <w:right w:type="dxa" w:w="90"/>
+            </w:tcMar>
+            <w:vAlign w:val="center"/>
+          </w:tcPr>
+          <w:p>
+            <w:pPr>
+              <w:spacing w:after="0" w:line="280"/>
+            </w:pPr>
+            <w:r>
+              <w:rPr>
+                <w:rFonts w:ascii="Times New Roman" w:eastAsia="宋体" w:hAnsi="Times New Roman"/>
+                <w:b w:val="false"/>
+                <w:bCs w:val="false"/>
+                <w:sz w:val="19"/>
+                <w:szCs w:val="19"/>
+              </w:rPr>
+              <w:t xml:space="preserve">ai_question_draft 草稿（含依据页码）→ 教师审题弹窗（通过/改后通过/弃用）→ 采纳入卷</w:t>
+            </w:r>
+          </w:p>
+        </w:tc>
+      </w:tr>
+      <w:tr>
+        <w:tc>
+          <w:tcPr>
+            <w:tcW w:type="dxa" w:w="1451"/>
+            <w:tcMar>
+              <w:top w:type="dxa" w:w="60"/>
+              <w:left w:type="dxa" w:w="90"/>
+              <w:bottom w:type="dxa" w:w="60"/>
+              <w:right w:type="dxa" w:w="90"/>
+            </w:tcMar>
+            <w:vAlign w:val="center"/>
+          </w:tcPr>
+          <w:p>
+            <w:pPr>
+              <w:spacing w:after="0" w:line="280"/>
+            </w:pPr>
+            <w:r>
+              <w:rPr>
+                <w:rFonts w:ascii="Times New Roman" w:eastAsia="宋体" w:hAnsi="Times New Roman"/>
+                <w:b w:val="false"/>
+                <w:bCs w:val="false"/>
+                <w:sz w:val="19"/>
+                <w:szCs w:val="19"/>
+              </w:rPr>
+              <w:t xml:space="preserve">验收</w:t>
+            </w:r>
+          </w:p>
+        </w:tc>
+        <w:tc>
+          <w:tcPr>
+            <w:tcW w:type="dxa" w:w="7619"/>
+            <w:tcMar>
+              <w:top w:type="dxa" w:w="60"/>
+              <w:left w:type="dxa" w:w="90"/>
+              <w:bottom w:type="dxa" w:w="60"/>
+              <w:right w:type="dxa" w:w="90"/>
+            </w:tcMar>
+            <w:vAlign w:val="center"/>
+          </w:tcPr>
+          <w:p>
+            <w:pPr>
+              <w:spacing w:after="0" w:line="280"/>
+            </w:pPr>
+            <w:r>
+              <w:rPr>
+                <w:rFonts w:ascii="Times New Roman" w:eastAsia="宋体" w:hAnsi="Times New Roman"/>
+                <w:b w:val="false"/>
+                <w:bCs w:val="false"/>
+                <w:sz w:val="19"/>
+                <w:szCs w:val="19"/>
+              </w:rPr>
+              <w:t xml:space="preserve">可用率 ≥ 80%、人工修改率 ≤ 40%、单题成本 ≤ 0.01 元、审题页能看到"依据第 N 段"</w:t>
+            </w:r>
+          </w:p>
+        </w:tc>
+      </w:tr>
+    </w:tbl>
+    <w:p>
+      <w:pPr>
+        <w:pStyle w:val="Heading2"/>
+        <w:spacing w:after="120" w:before="220" w:line="380"/>
+      </w:pPr>
+      <w:r>
+        <w:rPr>
+          <w:rFonts w:ascii="Times New Roman" w:eastAsia="黑体" w:hAnsi="Times New Roman"/>
+          <w:b/>
+          <w:bCs/>
+          <w:color w:val="000000"/>
+          <w:sz w:val="28"/>
+          <w:szCs w:val="28"/>
+        </w:rPr>
+        <w:t xml:space="preserve">9.2 M15：批改辅助（2 人日）</w:t>
+      </w:r>
+    </w:p>
+    <w:p>
+      <w:pPr>
+        <w:spacing w:after="60" w:before="120" w:line="300"/>
+        <w:jc w:val="center"/>
+      </w:pPr>
+      <w:r>
+        <w:rPr>
+          <w:rFonts w:ascii="Times New Roman" w:eastAsia="宋体" w:hAnsi="Times New Roman"/>
+          <w:b/>
+          <w:bCs/>
+          <w:sz w:val="19"/>
+          <w:szCs w:val="19"/>
+        </w:rPr>
+        <w:t xml:space="preserve">表9-2 M15 规格</w:t>
+      </w:r>
+    </w:p>
+    <w:tbl>
+      <w:tblPr>
+        <w:tblW w:type="dxa" w:w="9070"/>
+        <w:tblBorders>
+          <w:top w:val="single" w:color="808080" w:sz="4"/>
+          <w:left w:val="single" w:color="808080" w:sz="4"/>
+          <w:bottom w:val="single" w:color="808080" w:sz="4"/>
+          <w:right w:val="single" w:color="808080" w:sz="4"/>
+          <w:insideH w:val="single" w:color="808080" w:sz="4"/>
+          <w:insideV w:val="single" w:color="808080" w:sz="4"/>
+        </w:tblBorders>
+        <w:tblLayout w:type="fixed"/>
+      </w:tblPr>
+      <w:tblGrid>
+        <w:gridCol w:w="1451"/>
+        <w:gridCol w:w="7619"/>
+      </w:tblGrid>
+      <w:tr>
+        <w:trPr>
+          <w:tblHeader/>
+        </w:trPr>
+        <w:tc>
+          <w:tcPr>
+            <w:tcW w:type="dxa" w:w="1451"/>
+            <w:shd w:fill="EDF2F7"/>
+            <w:tcMar>
+              <w:top w:type="dxa" w:w="60"/>
+              <w:left w:type="dxa" w:w="90"/>
+              <w:bottom w:type="dxa" w:w="60"/>
+              <w:right w:type="dxa" w:w="90"/>
+            </w:tcMar>
+            <w:vAlign w:val="center"/>
+          </w:tcPr>
+          <w:p>
+            <w:pPr>
+              <w:spacing w:after="0" w:line="280"/>
+              <w:jc w:val="center"/>
+            </w:pPr>
+            <w:r>
+              <w:rPr>
+                <w:rFonts w:ascii="Times New Roman" w:eastAsia="宋体" w:hAnsi="Times New Roman"/>
+                <w:b/>
+                <w:bCs/>
+                <w:sz w:val="19"/>
+                <w:szCs w:val="19"/>
+              </w:rPr>
+              <w:t xml:space="preserve">项</w:t>
+            </w:r>
+          </w:p>
+        </w:tc>
+        <w:tc>
+          <w:tcPr>
+            <w:tcW w:type="dxa" w:w="7619"/>
+            <w:shd w:fill="EDF2F7"/>
+            <w:tcMar>
+              <w:top w:type="dxa" w:w="60"/>
+              <w:left w:type="dxa" w:w="90"/>
+              <w:bottom w:type="dxa" w:w="60"/>
+              <w:right w:type="dxa" w:w="90"/>
+            </w:tcMar>
+            <w:vAlign w:val="center"/>
+          </w:tcPr>
+          <w:p>
+            <w:pPr>
+              <w:spacing w:after="0" w:line="280"/>
+              <w:jc w:val="center"/>
+            </w:pPr>
+            <w:r>
+              <w:rPr>
+                <w:rFonts w:ascii="Times New Roman" w:eastAsia="宋体" w:hAnsi="Times New Roman"/>
+                <w:b/>
+                <w:bCs/>
+                <w:sz w:val="19"/>
+                <w:szCs w:val="19"/>
+              </w:rPr>
+              <w:t xml:space="preserve">内容</w:t>
+            </w:r>
+          </w:p>
+        </w:tc>
+      </w:tr>
+      <w:tr>
+        <w:tc>
+          <w:tcPr>
+            <w:tcW w:type="dxa" w:w="1451"/>
+            <w:tcMar>
+              <w:top w:type="dxa" w:w="60"/>
+              <w:left w:type="dxa" w:w="90"/>
+              <w:bottom w:type="dxa" w:w="60"/>
+              <w:right w:type="dxa" w:w="90"/>
+            </w:tcMar>
+            <w:vAlign w:val="center"/>
+          </w:tcPr>
+          <w:p>
+            <w:pPr>
+              <w:spacing w:after="0" w:line="280"/>
+            </w:pPr>
+            <w:r>
+              <w:rPr>
+                <w:rFonts w:ascii="Times New Roman" w:eastAsia="宋体" w:hAnsi="Times New Roman"/>
+                <w:b w:val="false"/>
+                <w:bCs w:val="false"/>
+                <w:sz w:val="19"/>
+                <w:szCs w:val="19"/>
+              </w:rPr>
+              <w:t xml:space="preserve">场景</w:t>
+            </w:r>
+          </w:p>
+        </w:tc>
+        <w:tc>
+          <w:tcPr>
+            <w:tcW w:type="dxa" w:w="7619"/>
+            <w:tcMar>
+              <w:top w:type="dxa" w:w="60"/>
+              <w:left w:type="dxa" w:w="90"/>
+              <w:bottom w:type="dxa" w:w="60"/>
+              <w:right w:type="dxa" w:w="90"/>
+            </w:tcMar>
+            <w:vAlign w:val="center"/>
+          </w:tcPr>
+          <w:p>
+            <w:pPr>
+              <w:spacing w:after="0" w:line="280"/>
+            </w:pPr>
+            <w:r>
+              <w:rPr>
+                <w:rFonts w:ascii="Times New Roman" w:eastAsia="宋体" w:hAnsi="Times New Roman"/>
+                <w:b w:val="false"/>
+                <w:bCs w:val="false"/>
+                <w:sz w:val="19"/>
+                <w:szCs w:val="19"/>
+              </w:rPr>
+              <w:t xml:space="preserve">主观题（简答）批改，当前 259 道 SHORT 题、810 条手工分</w:t>
+            </w:r>
+          </w:p>
+        </w:tc>
+      </w:tr>
+      <w:tr>
+        <w:tc>
+          <w:tcPr>
+            <w:tcW w:type="dxa" w:w="1451"/>
+            <w:tcMar>
+              <w:top w:type="dxa" w:w="60"/>
+              <w:left w:type="dxa" w:w="90"/>
+              <w:bottom w:type="dxa" w:w="60"/>
+              <w:right w:type="dxa" w:w="90"/>
+            </w:tcMar>
+            <w:vAlign w:val="center"/>
+          </w:tcPr>
+          <w:p>
+            <w:pPr>
+              <w:spacing w:after="0" w:line="280"/>
+            </w:pPr>
+            <w:r>
+              <w:rPr>
+                <w:rFonts w:ascii="Times New Roman" w:eastAsia="宋体" w:hAnsi="Times New Roman"/>
+                <w:b w:val="false"/>
+                <w:bCs w:val="false"/>
+                <w:sz w:val="19"/>
+                <w:szCs w:val="19"/>
+              </w:rPr>
+              <w:t xml:space="preserve">输入</w:t>
+            </w:r>
+          </w:p>
+        </w:tc>
+        <w:tc>
+          <w:tcPr>
+            <w:tcW w:type="dxa" w:w="7619"/>
+            <w:tcMar>
+              <w:top w:type="dxa" w:w="60"/>
+              <w:left w:type="dxa" w:w="90"/>
+              <w:bottom w:type="dxa" w:w="60"/>
+              <w:right w:type="dxa" w:w="90"/>
+            </w:tcMar>
+            <w:vAlign w:val="center"/>
+          </w:tcPr>
+          <w:p>
+            <w:pPr>
+              <w:spacing w:after="0" w:line="280"/>
+            </w:pPr>
+            <w:r>
+              <w:rPr>
+                <w:rFonts w:ascii="Times New Roman" w:eastAsia="宋体" w:hAnsi="Times New Roman"/>
+                <w:b w:val="false"/>
+                <w:bCs w:val="false"/>
+                <w:sz w:val="19"/>
+                <w:szCs w:val="19"/>
+              </w:rPr>
+              <w:t xml:space="preserve">参考答案 + 评分点（rubric，教师写一次全班复用）+ 学生作答</w:t>
+            </w:r>
+          </w:p>
+        </w:tc>
+      </w:tr>
+      <w:tr>
+        <w:tc>
+          <w:tcPr>
+            <w:tcW w:type="dxa" w:w="1451"/>
+            <w:tcMar>
+              <w:top w:type="dxa" w:w="60"/>
+              <w:left w:type="dxa" w:w="90"/>
+              <w:bottom w:type="dxa" w:w="60"/>
+              <w:right w:type="dxa" w:w="90"/>
+            </w:tcMar>
+            <w:vAlign w:val="center"/>
+          </w:tcPr>
+          <w:p>
+            <w:pPr>
+              <w:spacing w:after="0" w:line="280"/>
+            </w:pPr>
+            <w:r>
+              <w:rPr>
+                <w:rFonts w:ascii="Times New Roman" w:eastAsia="宋体" w:hAnsi="Times New Roman"/>
+                <w:b w:val="false"/>
+                <w:bCs w:val="false"/>
+                <w:sz w:val="19"/>
+                <w:szCs w:val="19"/>
+              </w:rPr>
+              <w:t xml:space="preserve">产出</w:t>
+            </w:r>
+          </w:p>
+        </w:tc>
+        <w:tc>
+          <w:tcPr>
+            <w:tcW w:type="dxa" w:w="7619"/>
+            <w:tcMar>
+              <w:top w:type="dxa" w:w="60"/>
+              <w:left w:type="dxa" w:w="90"/>
+              <w:bottom w:type="dxa" w:w="60"/>
+              <w:right w:type="dxa" w:w="90"/>
+            </w:tcMar>
+            <w:vAlign w:val="center"/>
+          </w:tcPr>
+          <w:p>
+            <w:pPr>
+              <w:spacing w:after="0" w:line="280"/>
+            </w:pPr>
+            <w:r>
+              <w:rPr>
+                <w:rFonts w:ascii="Times New Roman" w:eastAsia="宋体" w:hAnsi="Times New Roman"/>
+                <w:b w:val="false"/>
+                <w:bCs w:val="false"/>
+                <w:sz w:val="19"/>
+                <w:szCs w:val="19"/>
+              </w:rPr>
+              <w:t xml:space="preserve">分数建议 + 评语草稿，教师一键采纳或改分；不覆盖教师最终判定</w:t>
+            </w:r>
+          </w:p>
+        </w:tc>
+      </w:tr>
+      <w:tr>
+        <w:tc>
+          <w:tcPr>
+            <w:tcW w:type="dxa" w:w="1451"/>
+            <w:tcMar>
+              <w:top w:type="dxa" w:w="60"/>
+              <w:left w:type="dxa" w:w="90"/>
+              <w:bottom w:type="dxa" w:w="60"/>
+              <w:right w:type="dxa" w:w="90"/>
+            </w:tcMar>
+            <w:vAlign w:val="center"/>
+          </w:tcPr>
+          <w:p>
+            <w:pPr>
+              <w:spacing w:after="0" w:line="280"/>
+            </w:pPr>
+            <w:r>
+              <w:rPr>
+                <w:rFonts w:ascii="Times New Roman" w:eastAsia="宋体" w:hAnsi="Times New Roman"/>
+                <w:b w:val="false"/>
+                <w:bCs w:val="false"/>
+                <w:sz w:val="19"/>
+                <w:szCs w:val="19"/>
+              </w:rPr>
+              <w:t xml:space="preserve">约束</w:t>
+            </w:r>
+          </w:p>
+        </w:tc>
+        <w:tc>
+          <w:tcPr>
+            <w:tcW w:type="dxa" w:w="7619"/>
+            <w:tcMar>
+              <w:top w:type="dxa" w:w="60"/>
+              <w:left w:type="dxa" w:w="90"/>
+              <w:bottom w:type="dxa" w:w="60"/>
+              <w:right w:type="dxa" w:w="90"/>
+            </w:tcMar>
+            <w:vAlign w:val="center"/>
+          </w:tcPr>
+          <w:p>
+            <w:pPr>
+              <w:spacing w:after="0" w:line="280"/>
+            </w:pPr>
+            <w:r>
+              <w:rPr>
+                <w:rFonts w:ascii="Times New Roman" w:eastAsia="宋体" w:hAnsi="Times New Roman"/>
+                <w:b w:val="false"/>
+                <w:bCs w:val="false"/>
+                <w:sz w:val="19"/>
+                <w:szCs w:val="19"/>
+              </w:rPr>
+              <w:t xml:space="preserve">只给建议、不做最终评分；分数必须落在 rubric 允许区间；数字回验同 M9</w:t>
+            </w:r>
+          </w:p>
+        </w:tc>
+      </w:tr>
+      <w:tr>
+        <w:tc>
+          <w:tcPr>
+            <w:tcW w:type="dxa" w:w="1451"/>
+            <w:tcMar>
+              <w:top w:type="dxa" w:w="60"/>
+              <w:left w:type="dxa" w:w="90"/>
+              <w:bottom w:type="dxa" w:w="60"/>
+              <w:right w:type="dxa" w:w="90"/>
+            </w:tcMar>
+            <w:vAlign w:val="center"/>
+          </w:tcPr>
+          <w:p>
+            <w:pPr>
+              <w:spacing w:after="0" w:line="280"/>
+            </w:pPr>
+            <w:r>
+              <w:rPr>
+                <w:rFonts w:ascii="Times New Roman" w:eastAsia="宋体" w:hAnsi="Times New Roman"/>
+                <w:b w:val="false"/>
+                <w:bCs w:val="false"/>
+                <w:sz w:val="19"/>
+                <w:szCs w:val="19"/>
+              </w:rPr>
+              <w:t xml:space="preserve">验收</w:t>
+            </w:r>
+          </w:p>
+        </w:tc>
+        <w:tc>
+          <w:tcPr>
+            <w:tcW w:type="dxa" w:w="7619"/>
+            <w:tcMar>
+              <w:top w:type="dxa" w:w="60"/>
+              <w:left w:type="dxa" w:w="90"/>
+              <w:bottom w:type="dxa" w:w="60"/>
+              <w:right w:type="dxa" w:w="90"/>
+            </w:tcMar>
+            <w:vAlign w:val="center"/>
+          </w:tcPr>
+          <w:p>
+            <w:pPr>
+              <w:spacing w:after="0" w:line="280"/>
+            </w:pPr>
+            <w:r>
+              <w:rPr>
+                <w:rFonts w:ascii="Times New Roman" w:eastAsia="宋体" w:hAnsi="Times New Roman"/>
+                <w:b w:val="false"/>
+                <w:bCs w:val="false"/>
+                <w:sz w:val="19"/>
+                <w:szCs w:val="19"/>
+              </w:rPr>
+              <w:t xml:space="preserve">与教师人工分差 ≤ 10 分的比例 ≥ 80%，教师采纳率 ≥ 50%</w:t>
+            </w:r>
+          </w:p>
+        </w:tc>
+      </w:tr>
+    </w:tbl>
+    <w:p>
+      <w:pPr>
+        <w:pStyle w:val="Heading2"/>
+        <w:spacing w:after="120" w:before="220" w:line="380"/>
+      </w:pPr>
+      <w:r>
+        <w:rPr>
+          <w:rFonts w:ascii="Times New Roman" w:eastAsia="黑体" w:hAnsi="Times New Roman"/>
+          <w:b/>
+          <w:bCs/>
+          <w:color w:val="000000"/>
+          <w:sz w:val="28"/>
+          <w:szCs w:val="28"/>
+        </w:rPr>
+        <w:t xml:space="preserve">9.3 为什么放在主线之后</w:t>
+      </w:r>
+    </w:p>
+    <w:p>
+      <w:pPr>
+        <w:spacing w:after="60" w:line="340"/>
+        <w:ind w:left="420" w:hanging="200"/>
+      </w:pPr>
+      <w:r>
+        <w:rPr>
+          <w:rFonts w:ascii="Times New Roman" w:eastAsia="宋体" w:hAnsi="Times New Roman"/>
+          <w:b w:val="false"/>
+          <w:bCs w:val="false"/>
+          <w:sz w:val="21"/>
+          <w:szCs w:val="21"/>
+        </w:rPr>
+        <w:t xml:space="preserve">● </w:t>
+      </w:r>
+      <w:r>
+        <w:rPr>
+          <w:rFonts w:ascii="Times New Roman" w:eastAsia="宋体" w:hAnsi="Times New Roman"/>
+          <w:b w:val="false"/>
+          <w:bCs w:val="false"/>
+          <w:sz w:val="21"/>
+          <w:szCs w:val="21"/>
+        </w:rPr>
+        <w:t xml:space="preserve">立项书三根支柱里没有这两项，答辩主线仍是"发现→解释→干预→验证"；</w:t>
+      </w:r>
+    </w:p>
+    <w:p>
+      <w:pPr>
+        <w:spacing w:after="60" w:line="340"/>
+        <w:ind w:left="420" w:hanging="200"/>
+      </w:pPr>
+      <w:r>
+        <w:rPr>
+          <w:rFonts w:ascii="Times New Roman" w:eastAsia="宋体" w:hAnsi="Times New Roman"/>
+          <w:b w:val="false"/>
+          <w:bCs w:val="false"/>
+          <w:sz w:val="21"/>
+          <w:szCs w:val="21"/>
+        </w:rPr>
+        <w:t xml:space="preserve">● </w:t>
+      </w:r>
+      <w:r>
+        <w:rPr>
+          <w:rFonts w:ascii="Times New Roman" w:eastAsia="宋体" w:hAnsi="Times New Roman"/>
+          <w:b w:val="false"/>
+          <w:bCs w:val="false"/>
+          <w:sz w:val="21"/>
+          <w:szCs w:val="21"/>
+        </w:rPr>
+        <w:t xml:space="preserve">出题依赖 M11 的抽取与检索能力（先有知识库，出题才省事），批改依赖 M9 的校验与模板链路；</w:t>
+      </w:r>
+    </w:p>
+    <w:p>
+      <w:pPr>
+        <w:spacing w:after="60" w:line="340"/>
+        <w:ind w:left="420" w:hanging="200"/>
+      </w:pPr>
+      <w:r>
+        <w:rPr>
+          <w:rFonts w:ascii="Times New Roman" w:eastAsia="宋体" w:hAnsi="Times New Roman"/>
+          <w:b w:val="false"/>
+          <w:bCs w:val="false"/>
+          <w:sz w:val="21"/>
+          <w:szCs w:val="21"/>
+        </w:rPr>
+        <w:t xml:space="preserve">● </w:t>
+      </w:r>
+      <w:r>
+        <w:rPr>
+          <w:rFonts w:ascii="Times New Roman" w:eastAsia="宋体" w:hAnsi="Times New Roman"/>
+          <w:b w:val="false"/>
+          <w:bCs w:val="false"/>
+          <w:sz w:val="21"/>
+          <w:szCs w:val="21"/>
+        </w:rPr>
+        <w:t xml:space="preserve">两项都是</w:t>
+      </w:r>
+      <w:r>
+        <w:rPr>
+          <w:rFonts w:ascii="Times New Roman" w:eastAsia="宋体" w:hAnsi="Times New Roman"/>
+          <w:b/>
+          <w:bCs/>
+          <w:sz w:val="21"/>
+          <w:szCs w:val="21"/>
+        </w:rPr>
+        <w:t xml:space="preserve">教师减负</w:t>
+      </w:r>
+      <w:r>
+        <w:rPr>
+          <w:rFonts w:ascii="Times New Roman" w:eastAsia="宋体" w:hAnsi="Times New Roman"/>
+          <w:b w:val="false"/>
+          <w:bCs w:val="false"/>
+          <w:sz w:val="21"/>
+          <w:szCs w:val="21"/>
+        </w:rPr>
+        <w:t xml:space="preserve">型功能，价值真实但不影响主线闭环，放在 M13 交付后按剩余时间排。</w:t>
+      </w:r>
+    </w:p>
+    <w:p>
+      <w:pPr>
+        <w:spacing w:after="80" w:before="0" w:line="340"/>
+        <w:ind w:left="420"/>
+      </w:pPr>
+      <w:r>
+        <w:rPr>
+          <w:rFonts w:ascii="Times New Roman" w:eastAsia="宋体" w:hAnsi="Times New Roman"/>
+          <w:b w:val="false"/>
+          <w:bCs w:val="false"/>
+          <w:color w:val="555555"/>
+          <w:sz w:val="19"/>
+          <w:szCs w:val="19"/>
+        </w:rPr>
+        <w:t xml:space="preserve">若时间允许，M14 可只做"直读出题"最小闭环（上传课件→出题→审题→入卷），把检索出题留到再后面，这样 1.5 人日即可演示。</w:t>
       </w:r>
     </w:p>
     <w:sectPr>
